--- a/bja-initial-compartment-pk/RAPM_Cover_Letter_English.docx
+++ b/bja-initial-compartment-pk/RAPM_Cover_Letter_English.docx
@@ -247,7 +247,7 @@
           <w:i w:val="0"/>
           <w:sz w:val="24"/>
         </w:rPr>
-        <w:t>This manuscript is not under consideration elsewhere and has not been published previously (other than the preprint noted above). The author has no conflicts of interest to declare. AI-assisted tools were used for manuscript preparation, as disclosed in the manuscript per BMJ policy.</w:t>
+        <w:t>This manuscript is not under consideration elsewhere and has not been published previously (other than the preprint noted above). The author has no conflicts of interest to declare. AI-assisted tools were used for manuscript preparation, as disclosed in the manuscript per journal policy.</w:t>
       </w:r>
     </w:p>
     <w:p>
